--- a/materialien/00_Lehrerhinweise/AQ_W6_Lehrerhinweise.docx
+++ b/materialien/00_Lehrerhinweise/AQ_W6_Lehrerhinweise.docx
@@ -3555,7 +3555,7 @@
                 <w:sz w:val="18"/>
                 <w:szCs w:val="18"/>
               </w:rPr>
-              <w:t xml:space="preserve">vorgegebene Spalten, jede Wertänderung, Endwerte</w:t>
+              <w:t xml:space="preserve">nur Variablen, keine Bedingungen; eine Zeile an jeder markierten Stelle („// → Tabellenzeile“); vorgegebene Spalten, Endwerte</w:t>
             </w:r>
           </w:p>
         </w:tc>

--- a/materialien/00_Lehrerhinweise/AQ_W6_Lehrerhinweise.docx
+++ b/materialien/00_Lehrerhinweise/AQ_W6_Lehrerhinweise.docx
@@ -961,6 +961,70 @@
         </w:tc>
       </w:tr>
     </w:tbl>
+    <w:p>
+      <w:pPr>
+        <w:keepNext/>
+        <w:spacing w:after="100" w:before="220"/>
+      </w:pPr>
+      <w:r>
+        <w:rPr>
+          <w:rFonts w:ascii="Calibri" w:cs="Calibri" w:eastAsia="Calibri" w:hAnsi="Calibri"/>
+          <w:b/>
+          <w:bCs/>
+          <w:color w:val="1F4E79"/>
+          <w:sz w:val="26"/>
+          <w:szCs w:val="26"/>
+        </w:rPr>
+        <w:t xml:space="preserve">Grund- und Leistungskurs (KC 2017)</w:t>
+      </w:r>
+    </w:p>
+    <w:p>
+      <w:pPr>
+        <w:spacing w:after="140" w:before="0"/>
+      </w:pPr>
+      <w:r>
+        <w:rPr>
+          <w:rFonts w:ascii="Calibri" w:cs="Calibri" w:eastAsia="Calibri" w:hAnsi="Calibri"/>
+          <w:sz w:val="22"/>
+          <w:szCs w:val="22"/>
+        </w:rPr>
+        <w:t xml:space="preserve">Fallenjagd und Abi-Mix enthalten Aufgaben für </w:t>
+      </w:r>
+      <w:r>
+        <w:rPr>
+          <w:b/>
+          <w:rFonts w:ascii="Calibri" w:cs="Calibri" w:eastAsia="Calibri" w:hAnsi="Calibri"/>
+          <w:sz w:val="22"/>
+          <w:szCs w:val="22"/>
+        </w:rPr>
+        <w:t xml:space="preserve">beide Kurse</w:t>
+      </w:r>
+      <w:r>
+        <w:rPr>
+          <w:rFonts w:ascii="Calibri" w:cs="Calibri" w:eastAsia="Calibri" w:hAnsi="Calibri"/>
+          <w:sz w:val="22"/>
+          <w:szCs w:val="22"/>
+        </w:rPr>
+        <w:t xml:space="preserve">; Aufgaben zu Rekursion, Bäumen, Klassenbeziehungen und Effizienz sind </w:t>
+      </w:r>
+      <w:r>
+        <w:rPr>
+          <w:b/>
+          <w:rFonts w:ascii="Calibri" w:cs="Calibri" w:eastAsia="Calibri" w:hAnsi="Calibri"/>
+          <w:sz w:val="22"/>
+          <w:szCs w:val="22"/>
+        </w:rPr>
+        <w:t xml:space="preserve">nur Leistungskurs (eA)</w:t>
+      </w:r>
+      <w:r>
+        <w:rPr>
+          <w:rFonts w:ascii="Calibri" w:cs="Calibri" w:eastAsia="Calibri" w:hAnsi="Calibri"/>
+          <w:sz w:val="22"/>
+          <w:szCs w:val="22"/>
+        </w:rPr>
+        <w:t xml:space="preserve"> (im Lab markiert; in einem Grundkurs-Kurs zieht der Online-Boss nur Aufgaben für beide Kurse). Probeklausur f)–h) sowie Klausur und Nachschreibklausur sind auf den Leistungskurs ausgelegt.</w:t>
+      </w:r>
+    </w:p>
     <w:p>
       <w:pPr>
         <w:spacing w:after="100" w:before="0"/>
